--- a/30-Ket-Qua/2026-09-29/Ho-So-Tham-Dinh-Vong-6/4-Van-ban/TB_Huong-dan-su-dung-cong-cu-AI-KTC-Quan-tri_20260929_v8_TrackChanges.docx
+++ b/30-Ket-Qua/2026-09-29/Ho-So-Tham-Dinh-Vong-6/4-Van-ban/TB_Huong-dan-su-dung-cong-cu-AI-KTC-Quan-tri_20260929_v8_TrackChanges.docx
@@ -743,7 +743,7 @@
         </w:rPr>
         <w:t xml:space="preserve"> đo thể thức tệp vừa tạo; ghi nhật ký vận hành, theo mặc định chỉ gồm thông tin mô tả, không ghi nội dung lời nhắn, câu lệnh (trừ khi người dùng chủ động chọn ghi), tự xóa sau 30 ngày. Thao tác chặn ghi là biện pháp hỗ trợ, </w:t>
       </w:r>
-      <w:del w:id="1001" w:author="Tiếp thu thẩm định lần 5, bản 1.3.13 (Claude)" w:date="2026-09-29T16:41:24Z">
+      <w:del w:id="1001" w:author="Tiếp thu thẩm định lần 5, bản 1.3.13 (Claude)" w:date="2026-09-29T18:33:54Z">
         <w:r>
           <w:rPr>
             <w:sz w:val="28"/>
@@ -751,7 +751,7 @@
           <w:delText xml:space="preserve">không kiểm được chương trình do AI viết sẵn trong tệp và không chạy khi máy thiếu Python</w:delText>
         </w:r>
       </w:del>
-      <w:ins w:id="1002" w:author="Tiếp thu thẩm định lần 5, bản 1.3.13 (Claude)" w:date="2026-09-29T16:41:24Z">
+      <w:ins w:id="1002" w:author="Tiếp thu thẩm định lần 5, bản 1.3.13 (Claude)" w:date="2026-09-29T18:33:54Z">
         <w:r>
           <w:rPr>
             <w:sz w:val="28"/>
@@ -1070,7 +1070,7 @@
         </w:rPr>
         <w:t xml:space="preserve">a) Cài ở cấp tổ chức (Hệ thống Claude AI Team của Trường): Phòng QLKHCN&amp;HTPT, bằng tài khoản Chủ sở hữu (Owner), tải tệp plugin tại mục Organization settings &gt; Plugins &amp; skills &gt; Marketplaces &gt; Add &gt; Upload a plugin; sau đó đặt chế độ phân phối tại mục Inventory &gt; Default access. </w:t>
       </w:r>
-      <w:del w:id="1003" w:author="Tiếp thu thẩm định lần 5, bản 1.3.13 (Claude)" w:date="2026-09-29T16:41:24Z">
+      <w:del w:id="1003" w:author="Tiếp thu thẩm định lần 5, bản 1.3.13 (Claude)" w:date="2026-09-29T18:33:54Z">
         <w:r>
           <w:rPr>
             <w:sz w:val="28"/>
@@ -1078,7 +1078,7 @@
           <w:delText xml:space="preserve">Giai đoạn thí điểm (Phòng TH-HC&amp;QT và các đơn vị do Hiệu trưởng chỉ định,</w:delText>
         </w:r>
       </w:del>
-      <w:ins w:id="1004" w:author="Tiếp thu thẩm định lần 5, bản 1.3.13 (Claude)" w:date="2026-09-29T16:41:24Z">
+      <w:ins w:id="1004" w:author="Tiếp thu thẩm định lần 5, bản 1.3.13 (Claude)" w:date="2026-09-29T18:33:54Z">
         <w:r>
           <w:rPr>
             <w:sz w:val="28"/>
@@ -1092,7 +1092,7 @@
         </w:rPr>
         <w:t xml:space="preserve"> từ kỳ báo cáo tháng 10/2026) đặt chế độ “Available to install” (người dùng tự cài; chế độ này chỉ giới hạn phạm vi phân phối, không phải nghiệm thu); sau khi nghiệm thu </w:t>
       </w:r>
-      <w:del w:id="1005" w:author="Tiếp thu thẩm định lần 5, bản 1.3.13 (Claude)" w:date="2026-09-29T16:41:24Z">
+      <w:del w:id="1005" w:author="Tiếp thu thẩm định lần 5, bản 1.3.13 (Claude)" w:date="2026-09-29T18:33:54Z">
         <w:r>
           <w:rPr>
             <w:sz w:val="28"/>
@@ -1100,7 +1100,7 @@
           <w:delText xml:space="preserve">(đạt kiểm thử trên cả 3 nền tảng và ít nhất 01 kỳ vận hành thí điểm)</w:delText>
         </w:r>
       </w:del>
-      <w:ins w:id="1006" w:author="Tiếp thu thẩm định lần 5, bản 1.3.13 (Claude)" w:date="2026-09-29T16:41:24Z">
+      <w:ins w:id="1006" w:author="Tiếp thu thẩm định lần 5, bản 1.3.13 (Claude)" w:date="2026-09-29T18:33:54Z">
         <w:r>
           <w:rPr>
             <w:sz w:val="28"/>
@@ -1201,7 +1201,7 @@
         </w:rPr>
         <w:t xml:space="preserve">Khi cập nhật phiên bản mới, phải gỡ bản cũ trước rồi mới tải bản mới, sau đó mở cuộc hội thoại mới; không để song song nhiều phiên bản; trường hợp phiên bản mới phát sinh lỗi, gỡ phiên bản đó, cài lại phiên bản liền trước do Phòng TH-HC&amp;QT lưu giữ và báo Phòng TH-HC&amp;QT. Chỉ cài tệp do Phòng TH-HC&amp;QT công bố và đối chiếu mã SHA-256 trước khi cài; không cài plugin, kỹ năng từ nguồn khác. Biện pháp chặn ghi, xóa kho dữ liệu và chế độ nhật ký không ghi nội dung lời nhắn, câu lệnh </w:t>
       </w:r>
-      <w:del w:id="1007" w:author="Tiếp thu thẩm định lần 5, bản 1.3.13 (Claude)" w:date="2026-09-29T16:41:24Z">
+      <w:del w:id="1007" w:author="Tiếp thu thẩm định lần 5, bản 1.3.13 (Claude)" w:date="2026-09-29T18:33:54Z">
         <w:r>
           <w:rPr>
             <w:sz w:val="28"/>
@@ -1210,7 +1210,7 @@
           <w:delText xml:space="preserve">chỉ có đầy đủ từ plugin KTC-Quan-tri phiên bản 1.3.2</w:delText>
         </w:r>
       </w:del>
-      <w:del w:id="1008" w:author="Tiếp thu thẩm định lần 5, bản 1.3.13 (Claude)" w:date="2026-09-29T16:41:24Z">
+      <w:del w:id="1008" w:author="Tiếp thu thẩm định lần 5, bản 1.3.13 (Claude)" w:date="2026-09-29T18:33:54Z">
         <w:r>
           <w:rPr>
             <w:sz w:val="28"/>
@@ -1219,7 +1219,7 @@
           <w:delText xml:space="preserve"> (mã SHA-256 do Phòng TH-HC&amp;QT công bố kèm ghi chú phát hành); không cài đặt, </w:delText>
         </w:r>
       </w:del>
-      <w:del w:id="1009" w:author="Tiếp thu thẩm định lần 5, bản 1.3.13 (Claude)" w:date="2026-09-29T16:41:24Z">
+      <w:del w:id="1009" w:author="Tiếp thu thẩm định lần 5, bản 1.3.13 (Claude)" w:date="2026-09-29T18:33:54Z">
         <w:r>
           <w:rPr>
             <w:sz w:val="28"/>
@@ -1228,7 +1228,7 @@
           <w:delText xml:space="preserve">không phân phối phiên bản 1.3.1 trở về trước</w:delText>
         </w:r>
       </w:del>
-      <w:del w:id="1010" w:author="Tiếp thu thẩm định lần 5, bản 1.3.13 (Claude)" w:date="2026-09-29T16:41:24Z">
+      <w:del w:id="1010" w:author="Tiếp thu thẩm định lần 5, bản 1.3.13 (Claude)" w:date="2026-09-29T18:33:54Z">
         <w:r>
           <w:rPr>
             <w:sz w:val="28"/>
@@ -1237,7 +1237,7 @@
           <w:delText xml:space="preserve">.</w:delText>
         </w:r>
       </w:del>
-      <w:ins w:id="1011" w:author="Tiếp thu thẩm định lần 5, bản 1.3.13 (Claude)" w:date="2026-09-29T16:41:24Z">
+      <w:ins w:id="1011" w:author="Tiếp thu thẩm định lần 5, bản 1.3.13 (Claude)" w:date="2026-09-29T18:33:54Z">
         <w:r>
           <w:rPr>
             <w:sz w:val="28"/>
@@ -1897,7 +1897,7 @@
         </w:rPr>
         <w:t xml:space="preserve">b) Định kỳ cập nhật văn bản, biểu mẫu mới vào kho KTC-Database dùng chung cho Bộ công cụ; phân quyền chỉ đọc đối với kho KTC-Database, thư mục biểu mẫu chuẩn cho mọi tài khoản không phải người quản lý kho, </w:t>
       </w:r>
-      <w:del w:id="1012" w:author="Tiếp thu thẩm định lần 5, bản 1.3.13 (Claude)" w:date="2026-09-29T16:41:24Z">
+      <w:del w:id="1012" w:author="Tiếp thu thẩm định lần 5, bản 1.3.13 (Claude)" w:date="2026-09-29T18:33:54Z">
         <w:r>
           <w:rPr>
             <w:sz w:val="28"/>
@@ -1905,7 +1905,7 @@
           <w:delText xml:space="preserve">kiểm tra bằng tài khoản thử và lập biên bản trước khi thí điểm.</w:delText>
         </w:r>
       </w:del>
-      <w:ins w:id="1013" w:author="Tiếp thu thẩm định lần 5, bản 1.3.13 (Claude)" w:date="2026-09-29T16:41:24Z">
+      <w:ins w:id="1013" w:author="Tiếp thu thẩm định lần 5, bản 1.3.13 (Claude)" w:date="2026-09-29T18:33:54Z">
         <w:r>
           <w:rPr>
             <w:sz w:val="28"/>
@@ -1945,7 +1945,7 @@
         </w:rPr>
         <w:t xml:space="preserve">d) Tổ chức thí điểm, kiểm thử Bộ công cụ trên 3 nền tảng trước khi áp dụng rộng; lập biên bản nghiệm thu trên từng nền tảng có đại diện Phòng TCCB&amp;CTHSSV và đơn vị thí điểm; sau mỗi kỳ thí điểm, báo cáo Lãnh đạo Trường số phiên sử dụng, sản phẩm, sự cố, </w:t>
       </w:r>
-      <w:del w:id="1014" w:author="Tiếp thu thẩm định lần 5, bản 1.3.13 (Claude)" w:date="2026-09-29T16:41:24Z">
+      <w:del w:id="1014" w:author="Tiếp thu thẩm định lần 5, bản 1.3.13 (Claude)" w:date="2026-09-29T18:33:54Z">
         <w:r>
           <w:rPr>
             <w:sz w:val="28"/>
@@ -1953,7 +1953,7 @@
           <w:delText xml:space="preserve">tỷ lệ Bộ công cụ chọn đúng kỹ năng và lưu lượng sử dụng;</w:delText>
         </w:r>
       </w:del>
-      <w:ins w:id="1015" w:author="Tiếp thu thẩm định lần 5, bản 1.3.13 (Claude)" w:date="2026-09-29T16:41:24Z">
+      <w:ins w:id="1015" w:author="Tiếp thu thẩm định lần 5, bản 1.3.13 (Claude)" w:date="2026-09-29T18:33:54Z">
         <w:r>
           <w:rPr>
             <w:sz w:val="28"/>

--- a/30-Ket-Qua/2026-09-29/Ho-So-Tham-Dinh-Vong-6/4-Van-ban/TB_Huong-dan-su-dung-cong-cu-AI-KTC-Quan-tri_20260929_v8_TrackChanges.docx
+++ b/30-Ket-Qua/2026-09-29/Ho-So-Tham-Dinh-Vong-6/4-Van-ban/TB_Huong-dan-su-dung-cong-cu-AI-KTC-Quan-tri_20260929_v8_TrackChanges.docx
@@ -743,7 +743,7 @@
         </w:rPr>
         <w:t xml:space="preserve"> đo thể thức tệp vừa tạo; ghi nhật ký vận hành, theo mặc định chỉ gồm thông tin mô tả, không ghi nội dung lời nhắn, câu lệnh (trừ khi người dùng chủ động chọn ghi), tự xóa sau 30 ngày. Thao tác chặn ghi là biện pháp hỗ trợ, </w:t>
       </w:r>
-      <w:del w:id="1001" w:author="Tiếp thu thẩm định lần 5, bản 1.3.13 (Claude)" w:date="2026-09-29T18:33:54Z">
+      <w:del w:id="1001" w:author="Tiếp thu thẩm định lần 5, bản 1.3.13 (Claude)" w:date="2026-09-29T21:11:45Z">
         <w:r>
           <w:rPr>
             <w:sz w:val="28"/>
@@ -751,7 +751,7 @@
           <w:delText xml:space="preserve">không kiểm được chương trình do AI viết sẵn trong tệp và không chạy khi máy thiếu Python</w:delText>
         </w:r>
       </w:del>
-      <w:ins w:id="1002" w:author="Tiếp thu thẩm định lần 5, bản 1.3.13 (Claude)" w:date="2026-09-29T18:33:54Z">
+      <w:ins w:id="1002" w:author="Tiếp thu thẩm định lần 5, bản 1.3.13 (Claude)" w:date="2026-09-29T21:11:45Z">
         <w:r>
           <w:rPr>
             <w:sz w:val="28"/>
@@ -1070,7 +1070,7 @@
         </w:rPr>
         <w:t xml:space="preserve">a) Cài ở cấp tổ chức (Hệ thống Claude AI Team của Trường): Phòng QLKHCN&amp;HTPT, bằng tài khoản Chủ sở hữu (Owner), tải tệp plugin tại mục Organization settings &gt; Plugins &amp; skills &gt; Marketplaces &gt; Add &gt; Upload a plugin; sau đó đặt chế độ phân phối tại mục Inventory &gt; Default access. </w:t>
       </w:r>
-      <w:del w:id="1003" w:author="Tiếp thu thẩm định lần 5, bản 1.3.13 (Claude)" w:date="2026-09-29T18:33:54Z">
+      <w:del w:id="1003" w:author="Tiếp thu thẩm định lần 5, bản 1.3.13 (Claude)" w:date="2026-09-29T21:11:45Z">
         <w:r>
           <w:rPr>
             <w:sz w:val="28"/>
@@ -1078,7 +1078,7 @@
           <w:delText xml:space="preserve">Giai đoạn thí điểm (Phòng TH-HC&amp;QT và các đơn vị do Hiệu trưởng chỉ định,</w:delText>
         </w:r>
       </w:del>
-      <w:ins w:id="1004" w:author="Tiếp thu thẩm định lần 5, bản 1.3.13 (Claude)" w:date="2026-09-29T18:33:54Z">
+      <w:ins w:id="1004" w:author="Tiếp thu thẩm định lần 5, bản 1.3.13 (Claude)" w:date="2026-09-29T21:11:45Z">
         <w:r>
           <w:rPr>
             <w:sz w:val="28"/>
@@ -1092,7 +1092,7 @@
         </w:rPr>
         <w:t xml:space="preserve"> từ kỳ báo cáo tháng 10/2026) đặt chế độ “Available to install” (người dùng tự cài; chế độ này chỉ giới hạn phạm vi phân phối, không phải nghiệm thu); sau khi nghiệm thu </w:t>
       </w:r>
-      <w:del w:id="1005" w:author="Tiếp thu thẩm định lần 5, bản 1.3.13 (Claude)" w:date="2026-09-29T18:33:54Z">
+      <w:del w:id="1005" w:author="Tiếp thu thẩm định lần 5, bản 1.3.13 (Claude)" w:date="2026-09-29T21:11:45Z">
         <w:r>
           <w:rPr>
             <w:sz w:val="28"/>
@@ -1100,7 +1100,7 @@
           <w:delText xml:space="preserve">(đạt kiểm thử trên cả 3 nền tảng và ít nhất 01 kỳ vận hành thí điểm)</w:delText>
         </w:r>
       </w:del>
-      <w:ins w:id="1006" w:author="Tiếp thu thẩm định lần 5, bản 1.3.13 (Claude)" w:date="2026-09-29T18:33:54Z">
+      <w:ins w:id="1006" w:author="Tiếp thu thẩm định lần 5, bản 1.3.13 (Claude)" w:date="2026-09-29T21:11:45Z">
         <w:r>
           <w:rPr>
             <w:sz w:val="28"/>
@@ -1201,7 +1201,7 @@
         </w:rPr>
         <w:t xml:space="preserve">Khi cập nhật phiên bản mới, phải gỡ bản cũ trước rồi mới tải bản mới, sau đó mở cuộc hội thoại mới; không để song song nhiều phiên bản; trường hợp phiên bản mới phát sinh lỗi, gỡ phiên bản đó, cài lại phiên bản liền trước do Phòng TH-HC&amp;QT lưu giữ và báo Phòng TH-HC&amp;QT. Chỉ cài tệp do Phòng TH-HC&amp;QT công bố và đối chiếu mã SHA-256 trước khi cài; không cài plugin, kỹ năng từ nguồn khác. Biện pháp chặn ghi, xóa kho dữ liệu và chế độ nhật ký không ghi nội dung lời nhắn, câu lệnh </w:t>
       </w:r>
-      <w:del w:id="1007" w:author="Tiếp thu thẩm định lần 5, bản 1.3.13 (Claude)" w:date="2026-09-29T18:33:54Z">
+      <w:del w:id="1007" w:author="Tiếp thu thẩm định lần 5, bản 1.3.13 (Claude)" w:date="2026-09-29T21:11:45Z">
         <w:r>
           <w:rPr>
             <w:sz w:val="28"/>
@@ -1210,7 +1210,7 @@
           <w:delText xml:space="preserve">chỉ có đầy đủ từ plugin KTC-Quan-tri phiên bản 1.3.2</w:delText>
         </w:r>
       </w:del>
-      <w:del w:id="1008" w:author="Tiếp thu thẩm định lần 5, bản 1.3.13 (Claude)" w:date="2026-09-29T18:33:54Z">
+      <w:del w:id="1008" w:author="Tiếp thu thẩm định lần 5, bản 1.3.13 (Claude)" w:date="2026-09-29T21:11:45Z">
         <w:r>
           <w:rPr>
             <w:sz w:val="28"/>
@@ -1219,7 +1219,7 @@
           <w:delText xml:space="preserve"> (mã SHA-256 do Phòng TH-HC&amp;QT công bố kèm ghi chú phát hành); không cài đặt, </w:delText>
         </w:r>
       </w:del>
-      <w:del w:id="1009" w:author="Tiếp thu thẩm định lần 5, bản 1.3.13 (Claude)" w:date="2026-09-29T18:33:54Z">
+      <w:del w:id="1009" w:author="Tiếp thu thẩm định lần 5, bản 1.3.13 (Claude)" w:date="2026-09-29T21:11:45Z">
         <w:r>
           <w:rPr>
             <w:sz w:val="28"/>
@@ -1228,7 +1228,7 @@
           <w:delText xml:space="preserve">không phân phối phiên bản 1.3.1 trở về trước</w:delText>
         </w:r>
       </w:del>
-      <w:del w:id="1010" w:author="Tiếp thu thẩm định lần 5, bản 1.3.13 (Claude)" w:date="2026-09-29T18:33:54Z">
+      <w:del w:id="1010" w:author="Tiếp thu thẩm định lần 5, bản 1.3.13 (Claude)" w:date="2026-09-29T21:11:45Z">
         <w:r>
           <w:rPr>
             <w:sz w:val="28"/>
@@ -1237,7 +1237,7 @@
           <w:delText xml:space="preserve">.</w:delText>
         </w:r>
       </w:del>
-      <w:ins w:id="1011" w:author="Tiếp thu thẩm định lần 5, bản 1.3.13 (Claude)" w:date="2026-09-29T18:33:54Z">
+      <w:ins w:id="1011" w:author="Tiếp thu thẩm định lần 5, bản 1.3.13 (Claude)" w:date="2026-09-29T21:11:45Z">
         <w:r>
           <w:rPr>
             <w:sz w:val="28"/>
@@ -1897,7 +1897,7 @@
         </w:rPr>
         <w:t xml:space="preserve">b) Định kỳ cập nhật văn bản, biểu mẫu mới vào kho KTC-Database dùng chung cho Bộ công cụ; phân quyền chỉ đọc đối với kho KTC-Database, thư mục biểu mẫu chuẩn cho mọi tài khoản không phải người quản lý kho, </w:t>
       </w:r>
-      <w:del w:id="1012" w:author="Tiếp thu thẩm định lần 5, bản 1.3.13 (Claude)" w:date="2026-09-29T18:33:54Z">
+      <w:del w:id="1012" w:author="Tiếp thu thẩm định lần 5, bản 1.3.13 (Claude)" w:date="2026-09-29T21:11:45Z">
         <w:r>
           <w:rPr>
             <w:sz w:val="28"/>
@@ -1905,7 +1905,7 @@
           <w:delText xml:space="preserve">kiểm tra bằng tài khoản thử và lập biên bản trước khi thí điểm.</w:delText>
         </w:r>
       </w:del>
-      <w:ins w:id="1013" w:author="Tiếp thu thẩm định lần 5, bản 1.3.13 (Claude)" w:date="2026-09-29T18:33:54Z">
+      <w:ins w:id="1013" w:author="Tiếp thu thẩm định lần 5, bản 1.3.13 (Claude)" w:date="2026-09-29T21:11:45Z">
         <w:r>
           <w:rPr>
             <w:sz w:val="28"/>
@@ -1945,7 +1945,7 @@
         </w:rPr>
         <w:t xml:space="preserve">d) Tổ chức thí điểm, kiểm thử Bộ công cụ trên 3 nền tảng trước khi áp dụng rộng; lập biên bản nghiệm thu trên từng nền tảng có đại diện Phòng TCCB&amp;CTHSSV và đơn vị thí điểm; sau mỗi kỳ thí điểm, báo cáo Lãnh đạo Trường số phiên sử dụng, sản phẩm, sự cố, </w:t>
       </w:r>
-      <w:del w:id="1014" w:author="Tiếp thu thẩm định lần 5, bản 1.3.13 (Claude)" w:date="2026-09-29T18:33:54Z">
+      <w:del w:id="1014" w:author="Tiếp thu thẩm định lần 5, bản 1.3.13 (Claude)" w:date="2026-09-29T21:11:45Z">
         <w:r>
           <w:rPr>
             <w:sz w:val="28"/>
@@ -1953,7 +1953,7 @@
           <w:delText xml:space="preserve">tỷ lệ Bộ công cụ chọn đúng kỹ năng và lưu lượng sử dụng;</w:delText>
         </w:r>
       </w:del>
-      <w:ins w:id="1015" w:author="Tiếp thu thẩm định lần 5, bản 1.3.13 (Claude)" w:date="2026-09-29T18:33:54Z">
+      <w:ins w:id="1015" w:author="Tiếp thu thẩm định lần 5, bản 1.3.13 (Claude)" w:date="2026-09-29T21:11:45Z">
         <w:r>
           <w:rPr>
             <w:sz w:val="28"/>

--- a/30-Ket-Qua/2026-09-29/Ho-So-Tham-Dinh-Vong-6/4-Van-ban/TB_Huong-dan-su-dung-cong-cu-AI-KTC-Quan-tri_20260929_v8_TrackChanges.docx
+++ b/30-Ket-Qua/2026-09-29/Ho-So-Tham-Dinh-Vong-6/4-Van-ban/TB_Huong-dan-su-dung-cong-cu-AI-KTC-Quan-tri_20260929_v8_TrackChanges.docx
@@ -652,7 +652,29 @@
         <w:rPr>
           <w:sz w:val="28"/>
         </w:rPr>
-        <w:t>a) Bộ công cụ do Phòng TH-HC&amp;QT xây dựng theo nội dung 1 và nội dung 2 Kế hoạch số 848/KH-CĐKT, phục vụ chu trình quản trị nhiệm vụ khép kín: kế hoạch – giao việc – theo dõi – kết quả, minh chứng – báo cáo – đánh giá – điều chỉnh kế hoạch. Mỗi nhiệm vụ được gắn một mã nhiệm vụ (Task_ID) dùng xuyên suốt từ kế hoạch đến báo cáo và minh chứng; Bộ công cụ khai thác kho dữ liệu dùng chung KTC-Database trên Google Drive (Phòng TH-HC&amp;QT quản lý).</w:t>
+        <w:t xml:space="preserve">a) Bộ công cụ do Phòng TH-HC&amp;QT xây dựng theo nội dung 1 và nội dung 2 Kế hoạch số 848/KH-CĐKT, phục vụ chu trình quản trị nhiệm vụ khép kín: </w:t>
+      </w:r>
+      <w:del w:id="1001" w:author="Viết hoa sau dấu hai chấm (Claude)" w:date="2026-09-29T21:28:41Z">
+        <w:r>
+          <w:rPr>
+            <w:sz w:val="28"/>
+          </w:rPr>
+          <w:delText xml:space="preserve">k</w:delText>
+        </w:r>
+      </w:del>
+      <w:ins w:id="1002" w:author="Viết hoa sau dấu hai chấm (Claude)" w:date="2026-09-29T21:28:41Z">
+        <w:r>
+          <w:rPr>
+            <w:sz w:val="28"/>
+          </w:rPr>
+          <w:t xml:space="preserve">K</w:t>
+        </w:r>
+      </w:ins>
+      <w:r>
+        <w:rPr>
+          <w:sz w:val="28"/>
+        </w:rPr>
+        <w:t xml:space="preserve">ế hoạch – giao việc – theo dõi – kết quả, minh chứng – báo cáo – đánh giá – điều chỉnh kế hoạch. Mỗi nhiệm vụ được gắn một mã nhiệm vụ (Task_ID) dùng xuyên suốt từ kế hoạch đến báo cáo và minh chứng; Bộ công cụ khai thác kho dữ liệu dùng chung KTC-Database trên Google Drive (Phòng TH-HC&amp;QT quản lý).</w:t>
       </w:r>
     </w:p>
     <w:p>
@@ -685,7 +707,29 @@
         <w:rPr>
           <w:sz w:val="28"/>
         </w:rPr>
-        <w:t>- 8 kỹ năng (skills): xây dựng kế hoạch; tổng hợp báo cáo; theo dõi nhiệm vụ; quản trị, điều phối; lập KPI cá nhân; tự đánh giá KPI cá nhân; soạn thảo văn bản; chuẩn thể thức sản phẩm. Claude tự chọn kỹ năng phù hợp với yêu cầu; đối với việc lập, tự đánh giá KPI cá nhân, báo cáo (kể cả viết đoạn đánh giá, tổng hợp bảng kết quả) hoặc có dữ liệu cá nhân, người dùng gọi đích danh kỹ năng (gõ “/”) hoặc kiểm tra kỹ năng đã được kích hoạt trước khi dùng kết quả; kết quả không có phần ghi trạng thái ở cuối là dấu hiệu kỹ năng chưa được kích hoạt.</w:t>
+        <w:t xml:space="preserve">- 8 kỹ năng (skills): </w:t>
+      </w:r>
+      <w:del w:id="1003" w:author="Viết hoa sau dấu hai chấm (Claude)" w:date="2026-09-29T21:28:41Z">
+        <w:r>
+          <w:rPr>
+            <w:sz w:val="28"/>
+          </w:rPr>
+          <w:delText xml:space="preserve">x</w:delText>
+        </w:r>
+      </w:del>
+      <w:ins w:id="1004" w:author="Viết hoa sau dấu hai chấm (Claude)" w:date="2026-09-29T21:28:41Z">
+        <w:r>
+          <w:rPr>
+            <w:sz w:val="28"/>
+          </w:rPr>
+          <w:t xml:space="preserve">X</w:t>
+        </w:r>
+      </w:ins>
+      <w:r>
+        <w:rPr>
+          <w:sz w:val="28"/>
+        </w:rPr>
+        <w:t xml:space="preserve">ây dựng kế hoạch; tổng hợp báo cáo; theo dõi nhiệm vụ; quản trị, điều phối; lập KPI cá nhân; tự đánh giá KPI cá nhân; soạn thảo văn bản; chuẩn thể thức sản phẩm. Claude tự chọn kỹ năng phù hợp với yêu cầu; đối với việc lập, tự đánh giá KPI cá nhân, báo cáo (kể cả viết đoạn đánh giá, tổng hợp bảng kết quả) hoặc có dữ liệu cá nhân, người dùng gọi đích danh kỹ năng (gõ “/”) hoặc kiểm tra kỹ năng đã được kích hoạt trước khi dùng kết quả; kết quả không có phần ghi trạng thái ở cuối là dấu hiệu kỹ năng chưa được kích hoạt.</w:t>
       </w:r>
     </w:p>
     <w:p>
@@ -701,7 +745,29 @@
         <w:rPr>
           <w:sz w:val="28"/>
         </w:rPr>
-        <w:t>- 7 tác tử kiểm tra (agents): chạy độc lập để kiểm hồ sơ kế hoạch, báo cáo của đơn vị; tra cứu căn cứ; kiểm tra sản phẩm trước khi giao; quét hiệu lực văn bản viện dẫn; kiểm minh chứng; tự học và đề xuất cải tiến.</w:t>
+        <w:t xml:space="preserve">- 7 tác tử kiểm tra (agents): </w:t>
+      </w:r>
+      <w:del w:id="1005" w:author="Viết hoa sau dấu hai chấm (Claude)" w:date="2026-09-29T21:28:41Z">
+        <w:r>
+          <w:rPr>
+            <w:sz w:val="28"/>
+          </w:rPr>
+          <w:delText xml:space="preserve">c</w:delText>
+        </w:r>
+      </w:del>
+      <w:ins w:id="1006" w:author="Viết hoa sau dấu hai chấm (Claude)" w:date="2026-09-29T21:28:41Z">
+        <w:r>
+          <w:rPr>
+            <w:sz w:val="28"/>
+          </w:rPr>
+          <w:t xml:space="preserve">C</w:t>
+        </w:r>
+      </w:ins>
+      <w:r>
+        <w:rPr>
+          <w:sz w:val="28"/>
+        </w:rPr>
+        <w:t xml:space="preserve">hạy độc lập để kiểm hồ sơ kế hoạch, báo cáo của đơn vị; tra cứu căn cứ; kiểm tra sản phẩm trước khi giao; quét hiệu lực văn bản viện dẫn; kiểm minh chứng; tự học và đề xuất cải tiến.</w:t>
       </w:r>
     </w:p>
     <w:p>
@@ -723,7 +789,29 @@
         <w:rPr>
           <w:sz w:val="28"/>
         </w:rPr>
-        <w:t xml:space="preserve"> (đầy đủ từ phiên bản 1.3.2): tự kiểm tra phiên bản;</w:t>
+        <w:t xml:space="preserve"> (đầy đủ từ phiên bản 1.3.2): </w:t>
+      </w:r>
+      <w:del w:id="1007" w:author="Viết hoa sau dấu hai chấm (Claude)" w:date="2026-09-29T21:28:41Z">
+        <w:r>
+          <w:rPr>
+            <w:sz w:val="28"/>
+          </w:rPr>
+          <w:delText xml:space="preserve">t</w:delText>
+        </w:r>
+      </w:del>
+      <w:ins w:id="1008" w:author="Viết hoa sau dấu hai chấm (Claude)" w:date="2026-09-29T21:28:41Z">
+        <w:r>
+          <w:rPr>
+            <w:sz w:val="28"/>
+          </w:rPr>
+          <w:t xml:space="preserve">T</w:t>
+        </w:r>
+      </w:ins>
+      <w:r>
+        <w:rPr>
+          <w:sz w:val="28"/>
+        </w:rPr>
+        <w:t xml:space="preserve">ự kiểm tra phiên bản;</w:t>
       </w:r>
       <w:r>
         <w:rPr>
@@ -779,7 +867,29 @@
         <w:rPr>
           <w:sz w:val="28"/>
         </w:rPr>
-        <w:t>- Các công cụ tính toán (script): tính điểm, hệ số, tỷ lệ KPI, kiểm tra biểu mẫu Excel bằng thuật toán cố định, không phụ thuộc cách diễn đạt của AI.</w:t>
+        <w:t xml:space="preserve">- Các công cụ tính toán (script): </w:t>
+      </w:r>
+      <w:del w:id="1009" w:author="Viết hoa sau dấu hai chấm (Claude)" w:date="2026-09-29T21:28:41Z">
+        <w:r>
+          <w:rPr>
+            <w:sz w:val="28"/>
+          </w:rPr>
+          <w:delText xml:space="preserve">t</w:delText>
+        </w:r>
+      </w:del>
+      <w:ins w:id="1010" w:author="Viết hoa sau dấu hai chấm (Claude)" w:date="2026-09-29T21:28:41Z">
+        <w:r>
+          <w:rPr>
+            <w:sz w:val="28"/>
+          </w:rPr>
+          <w:t xml:space="preserve">T</w:t>
+        </w:r>
+      </w:ins>
+      <w:r>
+        <w:rPr>
+          <w:sz w:val="28"/>
+        </w:rPr>
+        <w:t xml:space="preserve">ính điểm, hệ số, tỷ lệ KPI, kiểm tra biểu mẫu Excel bằng thuật toán cố định, không phụ thuộc cách diễn đạt của AI.</w:t>
       </w:r>
     </w:p>
     <w:p>
@@ -811,7 +921,29 @@
         <w:rPr>
           <w:sz w:val="28"/>
         </w:rPr>
-        <w:t>- Claude (trò chuyện trên trình duyệt hoặc ứng dụng Claude Desktop): dùng được 8 kỹ năng; phù hợp lập kế hoạch, báo cáo của đơn vị, KPI cá nhân, soạn thảo văn bản; không có tác tử kiểm tra, thao tác tự động và chỉ xử lý nguồn dữ liệu người dùng chủ động cung cấp hoặc cho phép kết nối.</w:t>
+        <w:t xml:space="preserve">- Claude (trò chuyện trên trình duyệt hoặc ứng dụng Claude Desktop): </w:t>
+      </w:r>
+      <w:del w:id="1011" w:author="Viết hoa sau dấu hai chấm (Claude)" w:date="2026-09-29T21:28:41Z">
+        <w:r>
+          <w:rPr>
+            <w:sz w:val="28"/>
+          </w:rPr>
+          <w:delText xml:space="preserve">d</w:delText>
+        </w:r>
+      </w:del>
+      <w:ins w:id="1012" w:author="Viết hoa sau dấu hai chấm (Claude)" w:date="2026-09-29T21:28:41Z">
+        <w:r>
+          <w:rPr>
+            <w:sz w:val="28"/>
+          </w:rPr>
+          <w:t xml:space="preserve">D</w:t>
+        </w:r>
+      </w:ins>
+      <w:r>
+        <w:rPr>
+          <w:sz w:val="28"/>
+        </w:rPr>
+        <w:t xml:space="preserve">ùng được 8 kỹ năng; phù hợp lập kế hoạch, báo cáo của đơn vị, KPI cá nhân, soạn thảo văn bản; không có tác tử kiểm tra, thao tác tự động và chỉ xử lý nguồn dữ liệu người dùng chủ động cung cấp hoặc cho phép kết nối.</w:t>
       </w:r>
     </w:p>
     <w:p>
@@ -827,7 +959,29 @@
         <w:rPr>
           <w:sz w:val="28"/>
         </w:rPr>
-        <w:t>- Claude Cowork (trong ứng dụng Claude Desktop): dùng được kỹ năng, tác tử kiểm tra và thao tác tự động; làm việc trực tiếp với tệp trên máy tính khi được cấp quyền; phù hợp tổng hợp nhiều hồ sơ đơn vị.</w:t>
+        <w:t xml:space="preserve">- Claude Cowork (trong ứng dụng Claude Desktop): </w:t>
+      </w:r>
+      <w:del w:id="1013" w:author="Viết hoa sau dấu hai chấm (Claude)" w:date="2026-09-29T21:28:41Z">
+        <w:r>
+          <w:rPr>
+            <w:sz w:val="28"/>
+          </w:rPr>
+          <w:delText xml:space="preserve">d</w:delText>
+        </w:r>
+      </w:del>
+      <w:ins w:id="1014" w:author="Viết hoa sau dấu hai chấm (Claude)" w:date="2026-09-29T21:28:41Z">
+        <w:r>
+          <w:rPr>
+            <w:sz w:val="28"/>
+          </w:rPr>
+          <w:t xml:space="preserve">D</w:t>
+        </w:r>
+      </w:ins>
+      <w:r>
+        <w:rPr>
+          <w:sz w:val="28"/>
+        </w:rPr>
+        <w:t xml:space="preserve">ùng được kỹ năng, tác tử kiểm tra và thao tác tự động; làm việc trực tiếp với tệp trên máy tính khi được cấp quyền; phù hợp tổng hợp nhiều hồ sơ đơn vị.</w:t>
       </w:r>
     </w:p>
     <w:p>
@@ -843,7 +997,29 @@
         <w:rPr>
           <w:sz w:val="28"/>
         </w:rPr>
-        <w:t>- Claude Code: chạy đầy đủ mọi thành phần, là nền tảng đã được kiểm thử trên dữ liệu giả lập, đo được thể thức thật của tệp Word và theo dõi thay đổi (Track Changes); Phòng TH-HC&amp;QT sử dụng khi tổng hợp, kiểm tra cấp Trường.</w:t>
+        <w:t xml:space="preserve">- Claude Code: </w:t>
+      </w:r>
+      <w:del w:id="1015" w:author="Viết hoa sau dấu hai chấm (Claude)" w:date="2026-09-29T21:28:41Z">
+        <w:r>
+          <w:rPr>
+            <w:sz w:val="28"/>
+          </w:rPr>
+          <w:delText xml:space="preserve">c</w:delText>
+        </w:r>
+      </w:del>
+      <w:ins w:id="1016" w:author="Viết hoa sau dấu hai chấm (Claude)" w:date="2026-09-29T21:28:41Z">
+        <w:r>
+          <w:rPr>
+            <w:sz w:val="28"/>
+          </w:rPr>
+          <w:t xml:space="preserve">C</w:t>
+        </w:r>
+      </w:ins>
+      <w:r>
+        <w:rPr>
+          <w:sz w:val="28"/>
+        </w:rPr>
+        <w:t xml:space="preserve">hạy đầy đủ mọi thành phần, là nền tảng đã được kiểm thử trên dữ liệu giả lập, đo được thể thức thật của tệp Word và theo dõi thay đổi (Track Changes); Phòng TH-HC&amp;QT sử dụng khi tổng hợp, kiểm tra cấp Trường.</w:t>
       </w:r>
     </w:p>
     <w:p>
@@ -1140,7 +1316,29 @@
         <w:rPr>
           <w:sz w:val="28"/>
         </w:rPr>
-        <w:t>b) Người dùng tài khoản Team: vào mục Customize &gt; Plugins, chọn KTC-Quan-tri &gt; Install; các kỹ năng của Bộ công cụ hiện ra khi gõ “/” hoặc bấm nút “+” trong khung trò chuyện.</w:t>
+        <w:t xml:space="preserve">b) Người dùng tài khoản Team: </w:t>
+      </w:r>
+      <w:del w:id="1017" w:author="Viết hoa sau dấu hai chấm (Claude)" w:date="2026-09-29T21:28:41Z">
+        <w:r>
+          <w:rPr>
+            <w:sz w:val="28"/>
+          </w:rPr>
+          <w:delText xml:space="preserve">v</w:delText>
+        </w:r>
+      </w:del>
+      <w:ins w:id="1018" w:author="Viết hoa sau dấu hai chấm (Claude)" w:date="2026-09-29T21:28:41Z">
+        <w:r>
+          <w:rPr>
+            <w:sz w:val="28"/>
+          </w:rPr>
+          <w:t xml:space="preserve">V</w:t>
+        </w:r>
+      </w:ins>
+      <w:r>
+        <w:rPr>
+          <w:sz w:val="28"/>
+        </w:rPr>
+        <w:t xml:space="preserve">ào mục Customize &gt; Plugins, chọn KTC-Quan-tri &gt; Install; các kỹ năng của Bộ công cụ hiện ra khi gõ “/” hoặc bấm nút “+” trong khung trò chuyện.</w:t>
       </w:r>
     </w:p>
     <w:p>
@@ -1156,7 +1354,29 @@
         <w:rPr>
           <w:sz w:val="28"/>
         </w:rPr>
-        <w:t>c) Tài khoản Claude cá nhân trả phí: vào mục Customize &gt; Plugins, tải lên tệp plugin (.zip) do Phòng TH-HC&amp;QT cung cấp; trường hợp không tải được plugin, vào mục Customize &gt; Skills tải lên từng tệp kỹ năng (.skill).</w:t>
+        <w:t xml:space="preserve">c) Tài khoản Claude cá nhân trả phí: </w:t>
+      </w:r>
+      <w:del w:id="1019" w:author="Viết hoa sau dấu hai chấm (Claude)" w:date="2026-09-29T21:28:41Z">
+        <w:r>
+          <w:rPr>
+            <w:sz w:val="28"/>
+          </w:rPr>
+          <w:delText xml:space="preserve">v</w:delText>
+        </w:r>
+      </w:del>
+      <w:ins w:id="1020" w:author="Viết hoa sau dấu hai chấm (Claude)" w:date="2026-09-29T21:28:41Z">
+        <w:r>
+          <w:rPr>
+            <w:sz w:val="28"/>
+          </w:rPr>
+          <w:t xml:space="preserve">V</w:t>
+        </w:r>
+      </w:ins>
+      <w:r>
+        <w:rPr>
+          <w:sz w:val="28"/>
+        </w:rPr>
+        <w:t xml:space="preserve">ào mục Customize &gt; Plugins, tải lên tệp plugin (.zip) do Phòng TH-HC&amp;QT cung cấp; trường hợp không tải được plugin, vào mục Customize &gt; Skills tải lên từng tệp kỹ năng (.skill).</w:t>
       </w:r>
     </w:p>
     <w:p>
@@ -1172,7 +1392,29 @@
         <w:rPr>
           <w:sz w:val="28"/>
         </w:rPr>
-        <w:t>d) Sử dụng trên nền tảng khác (ChatGPT, Gemini): chỉ nạp được phần kỹ năng (SKILL.md và tài liệu kèm theo), không có tác tử kiểm tra và thao tác tự động; chỉ dùng để đối chiếu chéo, không thay thế kết quả trên Claude; tuân thủ yêu cầu bảo mật dữ liệu tại phần Lưu ý Mục II Thông báo này.</w:t>
+        <w:t xml:space="preserve">d) Sử dụng trên nền tảng khác (ChatGPT, Gemini): </w:t>
+      </w:r>
+      <w:del w:id="1021" w:author="Viết hoa sau dấu hai chấm (Claude)" w:date="2026-09-29T21:28:41Z">
+        <w:r>
+          <w:rPr>
+            <w:sz w:val="28"/>
+          </w:rPr>
+          <w:delText xml:space="preserve">c</w:delText>
+        </w:r>
+      </w:del>
+      <w:ins w:id="1022" w:author="Viết hoa sau dấu hai chấm (Claude)" w:date="2026-09-29T21:28:41Z">
+        <w:r>
+          <w:rPr>
+            <w:sz w:val="28"/>
+          </w:rPr>
+          <w:t xml:space="preserve">C</w:t>
+        </w:r>
+      </w:ins>
+      <w:r>
+        <w:rPr>
+          <w:sz w:val="28"/>
+        </w:rPr>
+        <w:t xml:space="preserve">hỉ nạp được phần kỹ năng (SKILL.md và tài liệu kèm theo), không có tác tử kiểm tra và thao tác tự động; chỉ dùng để đối chiếu chéo, không thay thế kết quả trên Claude; tuân thủ yêu cầu bảo mật dữ liệu tại phần Lưu ý Mục II Thông báo này.</w:t>
       </w:r>
     </w:p>
     <w:p>
@@ -1343,7 +1585,32 @@
                 <w:sz w:val="28"/>
                 <w:szCs w:val="28"/>
               </w:rPr>
-              <w:t>- Phòng TH-HC&amp;QT: tổng hợp kế hoạch, báo cáo cấp Trường; theo dõi nhiệm vụ toàn Trường.</w:t>
+              <w:t xml:space="preserve">- Phòng TH-HC&amp;QT: </w:t>
+            </w:r>
+            <w:del w:id="1023" w:author="Viết hoa sau dấu hai chấm (Claude)" w:date="2026-09-29T21:28:41Z">
+              <w:r>
+                <w:rPr>
+                  <w:sz w:val="28"/>
+                  <w:szCs w:val="28"/>
+                </w:rPr>
+                <w:delText xml:space="preserve">t</w:delText>
+              </w:r>
+            </w:del>
+            <w:ins w:id="1024" w:author="Viết hoa sau dấu hai chấm (Claude)" w:date="2026-09-29T21:28:41Z">
+              <w:r>
+                <w:rPr>
+                  <w:sz w:val="28"/>
+                  <w:szCs w:val="28"/>
+                </w:rPr>
+                <w:t xml:space="preserve">T</w:t>
+              </w:r>
+            </w:ins>
+            <w:r>
+              <w:rPr>
+                <w:sz w:val="28"/>
+                <w:szCs w:val="28"/>
+              </w:rPr>
+              <w:t xml:space="preserve">ổng hợp kế hoạch, báo cáo cấp Trường; theo dõi nhiệm vụ toàn Trường.</w:t>
             </w:r>
           </w:p>
           <w:p>
@@ -1359,7 +1626,32 @@
                 <w:sz w:val="28"/>
                 <w:szCs w:val="28"/>
               </w:rPr>
-              <w:t>- Các đơn vị thuộc Trường: lập kế hoạch, báo cáo của đơn vị; cập nhật tiến độ, minh chứng.</w:t>
+              <w:t xml:space="preserve">- Các đơn vị thuộc Trường: </w:t>
+            </w:r>
+            <w:del w:id="1025" w:author="Viết hoa sau dấu hai chấm (Claude)" w:date="2026-09-29T21:28:41Z">
+              <w:r>
+                <w:rPr>
+                  <w:sz w:val="28"/>
+                  <w:szCs w:val="28"/>
+                </w:rPr>
+                <w:delText xml:space="preserve">l</w:delText>
+              </w:r>
+            </w:del>
+            <w:ins w:id="1026" w:author="Viết hoa sau dấu hai chấm (Claude)" w:date="2026-09-29T21:28:41Z">
+              <w:r>
+                <w:rPr>
+                  <w:sz w:val="28"/>
+                  <w:szCs w:val="28"/>
+                </w:rPr>
+                <w:t xml:space="preserve">L</w:t>
+              </w:r>
+            </w:ins>
+            <w:r>
+              <w:rPr>
+                <w:sz w:val="28"/>
+                <w:szCs w:val="28"/>
+              </w:rPr>
+              <w:t xml:space="preserve">ập kế hoạch, báo cáo của đơn vị; cập nhật tiến độ, minh chứng.</w:t>
             </w:r>
           </w:p>
           <w:p>
@@ -1375,7 +1667,32 @@
                 <w:sz w:val="28"/>
                 <w:szCs w:val="28"/>
               </w:rPr>
-              <w:t>- Viên chức, người lao động: lập kế hoạch KPI và tự đánh giá cá nhân hằng quý.</w:t>
+              <w:t xml:space="preserve">- Viên chức, người lao động: </w:t>
+            </w:r>
+            <w:del w:id="1027" w:author="Viết hoa sau dấu hai chấm (Claude)" w:date="2026-09-29T21:28:41Z">
+              <w:r>
+                <w:rPr>
+                  <w:sz w:val="28"/>
+                  <w:szCs w:val="28"/>
+                </w:rPr>
+                <w:delText xml:space="preserve">l</w:delText>
+              </w:r>
+            </w:del>
+            <w:ins w:id="1028" w:author="Viết hoa sau dấu hai chấm (Claude)" w:date="2026-09-29T21:28:41Z">
+              <w:r>
+                <w:rPr>
+                  <w:sz w:val="28"/>
+                  <w:szCs w:val="28"/>
+                </w:rPr>
+                <w:t xml:space="preserve">L</w:t>
+              </w:r>
+            </w:ins>
+            <w:r>
+              <w:rPr>
+                <w:sz w:val="28"/>
+                <w:szCs w:val="28"/>
+              </w:rPr>
+              <w:t xml:space="preserve">ập kế hoạch KPI và tự đánh giá cá nhân hằng quý.</w:t>
             </w:r>
           </w:p>
         </w:tc>
@@ -1685,7 +2002,32 @@
           <w:sz w:val="28"/>
           <w:szCs w:val="28"/>
         </w:rPr>
-        <w:t>lập kế hoạch và danh mục sản phẩm KPI quý theo mẫu của nhóm vị trí việc làm, trình Trưởng đơn vị phê duyệt.</w:t>
+        <w:t xml:space="preserve"/>
+      </w:r>
+      <w:del w:id="1029" w:author="Viết hoa sau dấu hai chấm (Claude)" w:date="2026-09-29T21:28:41Z">
+        <w:r>
+          <w:rPr>
+            <w:sz w:val="28"/>
+            <w:szCs w:val="28"/>
+          </w:rPr>
+          <w:delText xml:space="preserve">l</w:delText>
+        </w:r>
+      </w:del>
+      <w:ins w:id="1030" w:author="Viết hoa sau dấu hai chấm (Claude)" w:date="2026-09-29T21:28:41Z">
+        <w:r>
+          <w:rPr>
+            <w:sz w:val="28"/>
+            <w:szCs w:val="28"/>
+          </w:rPr>
+          <w:t xml:space="preserve">L</w:t>
+        </w:r>
+      </w:ins>
+      <w:r>
+        <w:rPr>
+          <w:sz w:val="28"/>
+          <w:szCs w:val="28"/>
+        </w:rPr>
+        <w:t xml:space="preserve">ập kế hoạch và danh mục sản phẩm KPI quý theo mẫu của nhóm vị trí việc làm, trình Trưởng đơn vị phê duyệt.</w:t>
       </w:r>
     </w:p>
     <w:p>
@@ -1766,7 +2108,32 @@
           <w:sz w:val="28"/>
           <w:szCs w:val="28"/>
         </w:rPr>
-        <w:t>dùng Bộ công cụ tự chấm điểm, đề xuất mức xếp loại quý; kết quả là đề xuất của cá nhân, việc đánh giá, xếp loại do cấp có thẩm quyền quyết định theo Quyết định số 1923/QĐ-CĐKT.</w:t>
+        <w:t xml:space="preserve"/>
+      </w:r>
+      <w:del w:id="1031" w:author="Viết hoa sau dấu hai chấm (Claude)" w:date="2026-09-29T21:28:41Z">
+        <w:r>
+          <w:rPr>
+            <w:sz w:val="28"/>
+            <w:szCs w:val="28"/>
+          </w:rPr>
+          <w:delText xml:space="preserve">d</w:delText>
+        </w:r>
+      </w:del>
+      <w:ins w:id="1032" w:author="Viết hoa sau dấu hai chấm (Claude)" w:date="2026-09-29T21:28:41Z">
+        <w:r>
+          <w:rPr>
+            <w:sz w:val="28"/>
+            <w:szCs w:val="28"/>
+          </w:rPr>
+          <w:t xml:space="preserve">D</w:t>
+        </w:r>
+      </w:ins>
+      <w:r>
+        <w:rPr>
+          <w:sz w:val="28"/>
+          <w:szCs w:val="28"/>
+        </w:rPr>
+        <w:t xml:space="preserve">ùng Bộ công cụ tự chấm điểm, đề xuất mức xếp loại quý; kết quả là đề xuất của cá nhân, việc đánh giá, xếp loại do cấp có thẩm quyền quyết định theo Quyết định số 1923/QĐ-CĐKT.</w:t>
       </w:r>
     </w:p>
     <w:p>
